--- a/03_Selektion/Übungen/Calculator/Taschenrechner.docx
+++ b/03_Selektion/Übungen/Calculator/Taschenrechner.docx
@@ -1,6 +1,6 @@
 
 <file path=word/document.xml><?xml version="1.0" encoding="utf-8"?>
-<w:document xmlns:wpc="http://schemas.microsoft.com/office/word/2010/wordprocessingCanvas" xmlns:mc="http://schemas.openxmlformats.org/markup-compatibility/2006" xmlns:o="urn:schemas-microsoft-com:office:office" xmlns:r="http://schemas.openxmlformats.org/officeDocument/2006/relationships" xmlns:m="http://schemas.openxmlformats.org/officeDocument/2006/math" xmlns:v="urn:schemas-microsoft-com:vml" xmlns:wp14="http://schemas.microsoft.com/office/word/2010/wordprocessingDrawing" xmlns:wp="http://schemas.openxmlformats.org/drawingml/2006/wordprocessingDrawing" xmlns:w10="urn:schemas-microsoft-com:office:word" xmlns:w="http://schemas.openxmlformats.org/wordprocessingml/2006/main" xmlns:w14="http://schemas.microsoft.com/office/word/2010/wordml" xmlns:w15="http://schemas.microsoft.com/office/word/2012/wordml" xmlns:wpg="http://schemas.microsoft.com/office/word/2010/wordprocessingGroup" xmlns:wpi="http://schemas.microsoft.com/office/word/2010/wordprocessingInk" xmlns:wne="http://schemas.microsoft.com/office/word/2006/wordml" xmlns:wps="http://schemas.microsoft.com/office/word/2010/wordprocessingShape" mc:Ignorable="w14 w15 wp14">
+<w:document xmlns:wpc="http://schemas.microsoft.com/office/word/2010/wordprocessingCanvas" xmlns:cx="http://schemas.microsoft.com/office/drawing/2014/chartex" xmlns:cx1="http://schemas.microsoft.com/office/drawing/2015/9/8/chartex" xmlns:cx2="http://schemas.microsoft.com/office/drawing/2015/10/21/chartex" xmlns:cx3="http://schemas.microsoft.com/office/drawing/2016/5/9/chartex" xmlns:cx4="http://schemas.microsoft.com/office/drawing/2016/5/10/chartex" xmlns:cx5="http://schemas.microsoft.com/office/drawing/2016/5/11/chartex" xmlns:cx6="http://schemas.microsoft.com/office/drawing/2016/5/12/chartex" xmlns:cx7="http://schemas.microsoft.com/office/drawing/2016/5/13/chartex" xmlns:cx8="http://schemas.microsoft.com/office/drawing/2016/5/14/chartex" xmlns:mc="http://schemas.openxmlformats.org/markup-compatibility/2006" xmlns:aink="http://schemas.microsoft.com/office/drawing/2016/ink" xmlns:am3d="http://schemas.microsoft.com/office/drawing/2017/model3d" xmlns:o="urn:schemas-microsoft-com:office:office" xmlns:r="http://schemas.openxmlformats.org/officeDocument/2006/relationships" xmlns:m="http://schemas.openxmlformats.org/officeDocument/2006/math" xmlns:v="urn:schemas-microsoft-com:vml" xmlns:wp14="http://schemas.microsoft.com/office/word/2010/wordprocessingDrawing" xmlns:wp="http://schemas.openxmlformats.org/drawingml/2006/wordprocessingDrawing" xmlns:w10="urn:schemas-microsoft-com:office:word" xmlns:w="http://schemas.openxmlformats.org/wordprocessingml/2006/main" xmlns:w14="http://schemas.microsoft.com/office/word/2010/wordml" xmlns:w15="http://schemas.microsoft.com/office/word/2012/wordml" xmlns:w16cex="http://schemas.microsoft.com/office/word/2018/wordml/cex" xmlns:w16cid="http://schemas.microsoft.com/office/word/2016/wordml/cid" xmlns:w16="http://schemas.microsoft.com/office/word/2018/wordml" xmlns:w16sdtdh="http://schemas.microsoft.com/office/word/2020/wordml/sdtdatahash" xmlns:w16se="http://schemas.microsoft.com/office/word/2015/wordml/symex" xmlns:wpg="http://schemas.microsoft.com/office/word/2010/wordprocessingGroup" xmlns:wpi="http://schemas.microsoft.com/office/word/2010/wordprocessingInk" xmlns:wne="http://schemas.microsoft.com/office/word/2006/wordml" xmlns:wps="http://schemas.microsoft.com/office/word/2010/wordprocessingShape" mc:Ignorable="w14 w15 w16se w16cid w16 w16cex w16sdtdh wp14">
   <w:body>
     <w:p>
       <w:pPr>
@@ -63,7 +63,25 @@
           <w:sz w:val="22"/>
           <w:szCs w:val="22"/>
         </w:rPr>
-        <w:t>Die Anwendung der einfachen Verzweigung (if-Anweisung).</w:t>
+        <w:t>Die Anwendung der einfachen Verzweigung (</w:t>
+      </w:r>
+      <w:proofErr w:type="spellStart"/>
+      <w:r>
+        <w:rPr>
+          <w:rFonts w:ascii="Calibri" w:hAnsi="Calibri"/>
+          <w:sz w:val="22"/>
+          <w:szCs w:val="22"/>
+        </w:rPr>
+        <w:t>if</w:t>
+      </w:r>
+      <w:proofErr w:type="spellEnd"/>
+      <w:r>
+        <w:rPr>
+          <w:rFonts w:ascii="Calibri" w:hAnsi="Calibri"/>
+          <w:sz w:val="22"/>
+          <w:szCs w:val="22"/>
+        </w:rPr>
+        <w:t>-Anweisung).</w:t>
       </w:r>
     </w:p>
     <w:p>
@@ -149,6 +167,7 @@
       <w:r>
         <w:t>‚</w:t>
       </w:r>
+      <w:proofErr w:type="spellStart"/>
       <w:r>
         <w:rPr>
           <w:b/>
@@ -156,6 +175,7 @@
         </w:rPr>
         <w:t>Calculator</w:t>
       </w:r>
+      <w:proofErr w:type="spellEnd"/>
       <w:r>
         <w:t>‘</w:t>
       </w:r>
@@ -163,10 +183,25 @@
         <w:t>, welcher</w:t>
       </w:r>
       <w:r>
-        <w:t xml:space="preserve"> die Grundrechenarten (+, -, *, /) beherrscht. Zuerst werden zwei Zahlen vom Ben</w:t>
-      </w:r>
-      <w:r>
-        <w:t>uter abgefragt und anschließend wird die Operation eingelsen. Dannach errechnet Ihr Programm das Ergebnis und gibt dieses auf die Konsole aus.</w:t>
+        <w:t xml:space="preserve"> die Grundrechenarten (+, -, *, /) beherrscht. Zuerst werden zwei Zahlen vom </w:t>
+      </w:r>
+      <w:r>
+        <w:t>Benutzer</w:t>
+      </w:r>
+      <w:r>
+        <w:t xml:space="preserve"> abgefragt und anschließend wird die Operation eingel</w:t>
+      </w:r>
+      <w:r>
+        <w:t>e</w:t>
+      </w:r>
+      <w:r>
+        <w:t xml:space="preserve">sen. </w:t>
+      </w:r>
+      <w:r>
+        <w:t>Danach</w:t>
+      </w:r>
+      <w:r>
+        <w:t xml:space="preserve"> errechnet Ihr Programm das Ergebnis und gibt dieses auf die Konsole aus.</w:t>
       </w:r>
       <w:r>
         <w:t xml:space="preserve"> </w:t>
@@ -182,7 +217,7 @@
           <w:lang w:val="de-AT" w:eastAsia="de-AT"/>
         </w:rPr>
         <w:drawing>
-          <wp:inline distT="0" distB="0" distL="0" distR="0">
+          <wp:inline distT="0" distB="0" distL="0" distR="0" wp14:anchorId="19DF2CC8" wp14:editId="21C5AAE8">
             <wp:extent cx="3568700" cy="2203450"/>
             <wp:effectExtent l="0" t="0" r="0" b="6350"/>
             <wp:docPr id="1" name="Grafik 1"/>
@@ -255,8 +290,6 @@
           <w:color w:val="000000"/>
         </w:rPr>
       </w:pPr>
-      <w:bookmarkStart w:id="0" w:name="_GoBack"/>
-      <w:bookmarkEnd w:id="0"/>
       <w:r>
         <w:rPr>
           <w:b/>
@@ -295,7 +328,7 @@
           <w:noProof/>
           <w:sz w:val="18"/>
           <w:szCs w:val="18"/>
-          <w:lang w:val="de-AT" w:eastAsia="de-AT"/>
+          <w:lang w:val="en-US" w:eastAsia="de-AT"/>
         </w:rPr>
       </w:pPr>
       <w:r>
@@ -305,7 +338,7 @@
           <w:color w:val="0000FF"/>
           <w:sz w:val="18"/>
           <w:szCs w:val="18"/>
-          <w:lang w:val="de-AT" w:eastAsia="de-AT"/>
+          <w:lang w:val="en-US" w:eastAsia="de-AT"/>
         </w:rPr>
         <w:t>using</w:t>
       </w:r>
@@ -315,7 +348,7 @@
           <w:noProof/>
           <w:sz w:val="18"/>
           <w:szCs w:val="18"/>
-          <w:lang w:val="de-AT" w:eastAsia="de-AT"/>
+          <w:lang w:val="en-US" w:eastAsia="de-AT"/>
         </w:rPr>
         <w:t xml:space="preserve"> System;</w:t>
       </w:r>
@@ -332,7 +365,7 @@
           <w:color w:val="008000"/>
           <w:sz w:val="18"/>
           <w:szCs w:val="18"/>
-          <w:lang w:val="de-AT" w:eastAsia="de-AT"/>
+          <w:lang w:val="en-US" w:eastAsia="de-AT"/>
         </w:rPr>
       </w:pPr>
       <w:r>
@@ -342,7 +375,7 @@
           <w:color w:val="008000"/>
           <w:sz w:val="18"/>
           <w:szCs w:val="18"/>
-          <w:lang w:val="de-AT" w:eastAsia="de-AT"/>
+          <w:lang w:val="en-US" w:eastAsia="de-AT"/>
         </w:rPr>
         <w:t>/*----------------------------------------------------------</w:t>
       </w:r>
@@ -359,7 +392,7 @@
           <w:color w:val="008000"/>
           <w:sz w:val="18"/>
           <w:szCs w:val="18"/>
-          <w:lang w:val="de-AT" w:eastAsia="de-AT"/>
+          <w:lang w:val="en-US" w:eastAsia="de-AT"/>
         </w:rPr>
       </w:pPr>
       <w:r>
@@ -369,7 +402,7 @@
           <w:color w:val="008000"/>
           <w:sz w:val="18"/>
           <w:szCs w:val="18"/>
-          <w:lang w:val="de-AT" w:eastAsia="de-AT"/>
+          <w:lang w:val="en-US" w:eastAsia="de-AT"/>
         </w:rPr>
         <w:t xml:space="preserve"> *                   HTL-Leonding / Klasse: 1xHD</w:t>
       </w:r>
@@ -396,9 +429,20 @@
           <w:color w:val="008000"/>
           <w:sz w:val="18"/>
           <w:szCs w:val="18"/>
-          <w:lang w:val="de-AT" w:eastAsia="de-AT"/>
-        </w:rPr>
-        <w:t xml:space="preserve"> * ----------------------------------------------------------</w:t>
+          <w:lang w:val="en-US" w:eastAsia="de-AT"/>
+        </w:rPr>
+        <w:t xml:space="preserve"> </w:t>
+      </w:r>
+      <w:r>
+        <w:rPr>
+          <w:rFonts w:ascii="Courier New" w:hAnsi="Courier New" w:cs="Courier New"/>
+          <w:noProof/>
+          <w:color w:val="008000"/>
+          <w:sz w:val="18"/>
+          <w:szCs w:val="18"/>
+          <w:lang w:val="de-AT" w:eastAsia="de-AT"/>
+        </w:rPr>
+        <w:t>* ----------------------------------------------------------</w:t>
       </w:r>
     </w:p>
     <w:p>
@@ -866,7 +910,7 @@
           <w:color w:val="008000"/>
           <w:sz w:val="18"/>
           <w:szCs w:val="18"/>
-          <w:lang w:val="de-AT" w:eastAsia="de-AT"/>
+          <w:lang w:val="en-US" w:eastAsia="de-AT"/>
         </w:rPr>
       </w:pPr>
       <w:r>
@@ -878,7 +922,18 @@
           <w:szCs w:val="18"/>
           <w:lang w:val="de-AT" w:eastAsia="de-AT"/>
         </w:rPr>
-        <w:t xml:space="preserve"> * ...</w:t>
+        <w:t xml:space="preserve"> </w:t>
+      </w:r>
+      <w:r>
+        <w:rPr>
+          <w:rFonts w:ascii="Courier New" w:hAnsi="Courier New" w:cs="Courier New"/>
+          <w:noProof/>
+          <w:color w:val="008000"/>
+          <w:sz w:val="18"/>
+          <w:szCs w:val="18"/>
+          <w:lang w:val="en-US" w:eastAsia="de-AT"/>
+        </w:rPr>
+        <w:t>* ...</w:t>
       </w:r>
     </w:p>
     <w:p>
@@ -893,7 +948,7 @@
           <w:color w:val="008000"/>
           <w:sz w:val="18"/>
           <w:szCs w:val="18"/>
-          <w:lang w:val="de-AT" w:eastAsia="de-AT"/>
+          <w:lang w:val="en-US" w:eastAsia="de-AT"/>
         </w:rPr>
       </w:pPr>
       <w:r>
@@ -903,7 +958,7 @@
           <w:color w:val="008000"/>
           <w:sz w:val="18"/>
           <w:szCs w:val="18"/>
-          <w:lang w:val="de-AT" w:eastAsia="de-AT"/>
+          <w:lang w:val="en-US" w:eastAsia="de-AT"/>
         </w:rPr>
         <w:t xml:space="preserve"> * </w:t>
       </w:r>
@@ -920,7 +975,7 @@
           <w:color w:val="008000"/>
           <w:sz w:val="18"/>
           <w:szCs w:val="18"/>
-          <w:lang w:val="de-AT" w:eastAsia="de-AT"/>
+          <w:lang w:val="en-US" w:eastAsia="de-AT"/>
         </w:rPr>
       </w:pPr>
       <w:r>
@@ -930,7 +985,7 @@
           <w:color w:val="008000"/>
           <w:sz w:val="18"/>
           <w:szCs w:val="18"/>
-          <w:lang w:val="de-AT" w:eastAsia="de-AT"/>
+          <w:lang w:val="en-US" w:eastAsia="de-AT"/>
         </w:rPr>
         <w:t xml:space="preserve"> * ----------------------------------------------------------</w:t>
       </w:r>
@@ -947,7 +1002,7 @@
           <w:color w:val="008000"/>
           <w:sz w:val="18"/>
           <w:szCs w:val="18"/>
-          <w:lang w:val="de-AT" w:eastAsia="de-AT"/>
+          <w:lang w:val="en-US" w:eastAsia="de-AT"/>
         </w:rPr>
       </w:pPr>
       <w:r>
@@ -957,7 +1012,7 @@
           <w:color w:val="008000"/>
           <w:sz w:val="18"/>
           <w:szCs w:val="18"/>
-          <w:lang w:val="de-AT" w:eastAsia="de-AT"/>
+          <w:lang w:val="en-US" w:eastAsia="de-AT"/>
         </w:rPr>
         <w:t>*/</w:t>
       </w:r>
@@ -974,7 +1029,7 @@
           <w:color w:val="008000"/>
           <w:sz w:val="18"/>
           <w:szCs w:val="18"/>
-          <w:lang w:val="de-AT" w:eastAsia="de-AT"/>
+          <w:lang w:val="en-US" w:eastAsia="de-AT"/>
         </w:rPr>
       </w:pPr>
     </w:p>
@@ -989,7 +1044,7 @@
           <w:noProof/>
           <w:sz w:val="18"/>
           <w:szCs w:val="18"/>
-          <w:lang w:val="de-AT" w:eastAsia="de-AT"/>
+          <w:lang w:val="en-US" w:eastAsia="de-AT"/>
         </w:rPr>
       </w:pPr>
       <w:r>
@@ -999,7 +1054,7 @@
           <w:color w:val="0000FF"/>
           <w:sz w:val="18"/>
           <w:szCs w:val="18"/>
-          <w:lang w:val="de-AT" w:eastAsia="de-AT"/>
+          <w:lang w:val="en-US" w:eastAsia="de-AT"/>
         </w:rPr>
         <w:t>namespace</w:t>
       </w:r>
@@ -1009,7 +1064,7 @@
           <w:noProof/>
           <w:sz w:val="18"/>
           <w:szCs w:val="18"/>
-          <w:lang w:val="de-AT" w:eastAsia="de-AT"/>
+          <w:lang w:val="en-US" w:eastAsia="de-AT"/>
         </w:rPr>
         <w:t xml:space="preserve"> </w:t>
       </w:r>
@@ -1019,7 +1074,7 @@
           <w:noProof/>
           <w:sz w:val="18"/>
           <w:szCs w:val="18"/>
-          <w:lang w:val="de-AT" w:eastAsia="de-AT"/>
+          <w:lang w:val="en-US" w:eastAsia="de-AT"/>
         </w:rPr>
         <w:t>Calculator</w:t>
       </w:r>
@@ -1035,16 +1090,16 @@
           <w:noProof/>
           <w:sz w:val="18"/>
           <w:szCs w:val="18"/>
-          <w:lang w:val="de-AT" w:eastAsia="de-AT"/>
-        </w:rPr>
-      </w:pPr>
-      <w:r>
-        <w:rPr>
-          <w:rFonts w:ascii="Courier New" w:hAnsi="Courier New" w:cs="Courier New"/>
-          <w:noProof/>
-          <w:sz w:val="18"/>
-          <w:szCs w:val="18"/>
-          <w:lang w:val="de-AT" w:eastAsia="de-AT"/>
+          <w:lang w:val="en-US" w:eastAsia="de-AT"/>
+        </w:rPr>
+      </w:pPr>
+      <w:r>
+        <w:rPr>
+          <w:rFonts w:ascii="Courier New" w:hAnsi="Courier New" w:cs="Courier New"/>
+          <w:noProof/>
+          <w:sz w:val="18"/>
+          <w:szCs w:val="18"/>
+          <w:lang w:val="en-US" w:eastAsia="de-AT"/>
         </w:rPr>
         <w:t>{</w:t>
       </w:r>
@@ -1061,16 +1116,16 @@
           <w:color w:val="2B91AF"/>
           <w:sz w:val="18"/>
           <w:szCs w:val="18"/>
-          <w:lang w:val="de-AT" w:eastAsia="de-AT"/>
-        </w:rPr>
-      </w:pPr>
-      <w:r>
-        <w:rPr>
-          <w:rFonts w:ascii="Courier New" w:hAnsi="Courier New" w:cs="Courier New"/>
-          <w:noProof/>
-          <w:sz w:val="18"/>
-          <w:szCs w:val="18"/>
-          <w:lang w:val="de-AT" w:eastAsia="de-AT"/>
+          <w:lang w:val="en-US" w:eastAsia="de-AT"/>
+        </w:rPr>
+      </w:pPr>
+      <w:r>
+        <w:rPr>
+          <w:rFonts w:ascii="Courier New" w:hAnsi="Courier New" w:cs="Courier New"/>
+          <w:noProof/>
+          <w:sz w:val="18"/>
+          <w:szCs w:val="18"/>
+          <w:lang w:val="en-US" w:eastAsia="de-AT"/>
         </w:rPr>
         <w:t xml:space="preserve">    </w:t>
       </w:r>
@@ -1081,7 +1136,7 @@
           <w:color w:val="0000FF"/>
           <w:sz w:val="18"/>
           <w:szCs w:val="18"/>
-          <w:lang w:val="de-AT" w:eastAsia="de-AT"/>
+          <w:lang w:val="en-US" w:eastAsia="de-AT"/>
         </w:rPr>
         <w:t>class</w:t>
       </w:r>
@@ -1091,7 +1146,7 @@
           <w:noProof/>
           <w:sz w:val="18"/>
           <w:szCs w:val="18"/>
-          <w:lang w:val="de-AT" w:eastAsia="de-AT"/>
+          <w:lang w:val="en-US" w:eastAsia="de-AT"/>
         </w:rPr>
         <w:t xml:space="preserve"> </w:t>
       </w:r>
@@ -1102,7 +1157,7 @@
           <w:color w:val="2B91AF"/>
           <w:sz w:val="18"/>
           <w:szCs w:val="18"/>
-          <w:lang w:val="de-AT" w:eastAsia="de-AT"/>
+          <w:lang w:val="en-US" w:eastAsia="de-AT"/>
         </w:rPr>
         <w:t>Program</w:t>
       </w:r>
@@ -1118,16 +1173,16 @@
           <w:noProof/>
           <w:sz w:val="18"/>
           <w:szCs w:val="18"/>
-          <w:lang w:val="de-AT" w:eastAsia="de-AT"/>
-        </w:rPr>
-      </w:pPr>
-      <w:r>
-        <w:rPr>
-          <w:rFonts w:ascii="Courier New" w:hAnsi="Courier New" w:cs="Courier New"/>
-          <w:noProof/>
-          <w:sz w:val="18"/>
-          <w:szCs w:val="18"/>
-          <w:lang w:val="de-AT" w:eastAsia="de-AT"/>
+          <w:lang w:val="en-US" w:eastAsia="de-AT"/>
+        </w:rPr>
+      </w:pPr>
+      <w:r>
+        <w:rPr>
+          <w:rFonts w:ascii="Courier New" w:hAnsi="Courier New" w:cs="Courier New"/>
+          <w:noProof/>
+          <w:sz w:val="18"/>
+          <w:szCs w:val="18"/>
+          <w:lang w:val="en-US" w:eastAsia="de-AT"/>
         </w:rPr>
         <w:t xml:space="preserve">    {</w:t>
       </w:r>
@@ -1152,7 +1207,7 @@
           <w:noProof/>
           <w:sz w:val="18"/>
           <w:szCs w:val="18"/>
-          <w:lang w:val="de-AT" w:eastAsia="de-AT"/>
+          <w:lang w:val="en-US" w:eastAsia="de-AT"/>
         </w:rPr>
         <w:t xml:space="preserve">        </w:t>
       </w:r>
@@ -1940,7 +1995,7 @@
           <w:noProof/>
           <w:sz w:val="18"/>
           <w:szCs w:val="18"/>
-          <w:lang w:val="de-AT" w:eastAsia="de-AT"/>
+          <w:lang w:val="en-US" w:eastAsia="de-AT"/>
         </w:rPr>
         <w:t xml:space="preserve">          </w:t>
       </w:r>
@@ -2477,7 +2532,7 @@
 </file>
 
 <file path=word/numbering.xml><?xml version="1.0" encoding="utf-8"?>
-<w:numbering xmlns:wpc="http://schemas.microsoft.com/office/word/2010/wordprocessingCanvas" xmlns:mc="http://schemas.openxmlformats.org/markup-compatibility/2006" xmlns:o="urn:schemas-microsoft-com:office:office" xmlns:r="http://schemas.openxmlformats.org/officeDocument/2006/relationships" xmlns:m="http://schemas.openxmlformats.org/officeDocument/2006/math" xmlns:v="urn:schemas-microsoft-com:vml" xmlns:wp14="http://schemas.microsoft.com/office/word/2010/wordprocessingDrawing" xmlns:wp="http://schemas.openxmlformats.org/drawingml/2006/wordprocessingDrawing" xmlns:w10="urn:schemas-microsoft-com:office:word" xmlns:w="http://schemas.openxmlformats.org/wordprocessingml/2006/main" xmlns:w14="http://schemas.microsoft.com/office/word/2010/wordml" xmlns:w15="http://schemas.microsoft.com/office/word/2012/wordml" xmlns:wpg="http://schemas.microsoft.com/office/word/2010/wordprocessingGroup" xmlns:wpi="http://schemas.microsoft.com/office/word/2010/wordprocessingInk" xmlns:wne="http://schemas.microsoft.com/office/word/2006/wordml" xmlns:wps="http://schemas.microsoft.com/office/word/2010/wordprocessingShape" mc:Ignorable="w14 w15 wp14">
+<w:numbering xmlns:wpc="http://schemas.microsoft.com/office/word/2010/wordprocessingCanvas" xmlns:cx="http://schemas.microsoft.com/office/drawing/2014/chartex" xmlns:cx1="http://schemas.microsoft.com/office/drawing/2015/9/8/chartex" xmlns:cx2="http://schemas.microsoft.com/office/drawing/2015/10/21/chartex" xmlns:cx3="http://schemas.microsoft.com/office/drawing/2016/5/9/chartex" xmlns:cx4="http://schemas.microsoft.com/office/drawing/2016/5/10/chartex" xmlns:cx5="http://schemas.microsoft.com/office/drawing/2016/5/11/chartex" xmlns:cx6="http://schemas.microsoft.com/office/drawing/2016/5/12/chartex" xmlns:cx7="http://schemas.microsoft.com/office/drawing/2016/5/13/chartex" xmlns:cx8="http://schemas.microsoft.com/office/drawing/2016/5/14/chartex" xmlns:mc="http://schemas.openxmlformats.org/markup-compatibility/2006" xmlns:aink="http://schemas.microsoft.com/office/drawing/2016/ink" xmlns:am3d="http://schemas.microsoft.com/office/drawing/2017/model3d" xmlns:o="urn:schemas-microsoft-com:office:office" xmlns:r="http://schemas.openxmlformats.org/officeDocument/2006/relationships" xmlns:m="http://schemas.openxmlformats.org/officeDocument/2006/math" xmlns:v="urn:schemas-microsoft-com:vml" xmlns:wp14="http://schemas.microsoft.com/office/word/2010/wordprocessingDrawing" xmlns:wp="http://schemas.openxmlformats.org/drawingml/2006/wordprocessingDrawing" xmlns:w10="urn:schemas-microsoft-com:office:word" xmlns:w="http://schemas.openxmlformats.org/wordprocessingml/2006/main" xmlns:w14="http://schemas.microsoft.com/office/word/2010/wordml" xmlns:w15="http://schemas.microsoft.com/office/word/2012/wordml" xmlns:w16cex="http://schemas.microsoft.com/office/word/2018/wordml/cex" xmlns:w16cid="http://schemas.microsoft.com/office/word/2016/wordml/cid" xmlns:w16="http://schemas.microsoft.com/office/word/2018/wordml" xmlns:w16sdtdh="http://schemas.microsoft.com/office/word/2020/wordml/sdtdatahash" xmlns:w16se="http://schemas.microsoft.com/office/word/2015/wordml/symex" xmlns:wpg="http://schemas.microsoft.com/office/word/2010/wordprocessingGroup" xmlns:wpi="http://schemas.microsoft.com/office/word/2010/wordprocessingInk" xmlns:wne="http://schemas.microsoft.com/office/word/2006/wordml" xmlns:wps="http://schemas.microsoft.com/office/word/2010/wordprocessingShape" mc:Ignorable="w14 w15 w16se w16cid w16 w16cex w16sdtdh wp14">
   <w:abstractNum w:abstractNumId="0" w15:restartNumberingAfterBreak="0">
     <w:nsid w:val="00945059"/>
     <w:multiLevelType w:val="hybridMultilevel"/>
@@ -7608,7 +7663,7 @@
 </file>
 
 <file path=word/styles.xml><?xml version="1.0" encoding="utf-8"?>
-<w:styles xmlns:mc="http://schemas.openxmlformats.org/markup-compatibility/2006" xmlns:r="http://schemas.openxmlformats.org/officeDocument/2006/relationships" xmlns:w="http://schemas.openxmlformats.org/wordprocessingml/2006/main" xmlns:w14="http://schemas.microsoft.com/office/word/2010/wordml" xmlns:w15="http://schemas.microsoft.com/office/word/2012/wordml" mc:Ignorable="w14 w15">
+<w:styles xmlns:mc="http://schemas.openxmlformats.org/markup-compatibility/2006" xmlns:r="http://schemas.openxmlformats.org/officeDocument/2006/relationships" xmlns:w="http://schemas.openxmlformats.org/wordprocessingml/2006/main" xmlns:w14="http://schemas.microsoft.com/office/word/2010/wordml" xmlns:w15="http://schemas.microsoft.com/office/word/2012/wordml" xmlns:w16cex="http://schemas.microsoft.com/office/word/2018/wordml/cex" xmlns:w16cid="http://schemas.microsoft.com/office/word/2016/wordml/cid" xmlns:w16="http://schemas.microsoft.com/office/word/2018/wordml" xmlns:w16sdtdh="http://schemas.microsoft.com/office/word/2020/wordml/sdtdatahash" xmlns:w16se="http://schemas.microsoft.com/office/word/2015/wordml/symex" mc:Ignorable="w14 w15 w16se w16cid w16 w16cex w16sdtdh">
   <w:docDefaults>
     <w:rPrDefault>
       <w:rPr>
@@ -7618,7 +7673,7 @@
     </w:rPrDefault>
     <w:pPrDefault/>
   </w:docDefaults>
-  <w:latentStyles w:defLockedState="0" w:defUIPriority="99" w:defSemiHidden="0" w:defUnhideWhenUsed="0" w:defQFormat="0" w:count="371">
+  <w:latentStyles w:defLockedState="0" w:defUIPriority="99" w:defSemiHidden="0" w:defUnhideWhenUsed="0" w:defQFormat="0" w:count="376">
     <w:lsdException w:name="Normal" w:uiPriority="0" w:qFormat="1"/>
     <w:lsdException w:name="heading 1" w:uiPriority="0" w:qFormat="1"/>
     <w:lsdException w:name="heading 2" w:semiHidden="1" w:uiPriority="0" w:unhideWhenUsed="1" w:qFormat="1"/>
@@ -7724,7 +7779,6 @@
     <w:lsdException w:name="HTML Sample" w:semiHidden="1" w:unhideWhenUsed="1"/>
     <w:lsdException w:name="HTML Typewriter" w:semiHidden="1" w:unhideWhenUsed="1"/>
     <w:lsdException w:name="HTML Variable" w:semiHidden="1" w:unhideWhenUsed="1"/>
-    <w:lsdException w:name="Normal Table" w:semiHidden="1" w:unhideWhenUsed="1"/>
     <w:lsdException w:name="annotation subject" w:semiHidden="1" w:unhideWhenUsed="1"/>
     <w:lsdException w:name="No List" w:semiHidden="1" w:unhideWhenUsed="1"/>
     <w:lsdException w:name="Outline List 1" w:semiHidden="1" w:unhideWhenUsed="1"/>
@@ -7767,11 +7821,8 @@
     <w:lsdException w:name="Table Contemporary" w:semiHidden="1" w:uiPriority="0" w:unhideWhenUsed="1"/>
     <w:lsdException w:name="Table Elegant" w:semiHidden="1" w:unhideWhenUsed="1"/>
     <w:lsdException w:name="Table Professional" w:semiHidden="1" w:unhideWhenUsed="1"/>
-    <w:lsdException w:name="Table Subtle 1" w:semiHidden="1" w:unhideWhenUsed="1"/>
     <w:lsdException w:name="Table Subtle 2" w:semiHidden="1" w:unhideWhenUsed="1"/>
     <w:lsdException w:name="Table Web 1" w:semiHidden="1" w:unhideWhenUsed="1"/>
-    <w:lsdException w:name="Table Web 2" w:semiHidden="1" w:unhideWhenUsed="1"/>
-    <w:lsdException w:name="Table Web 3" w:semiHidden="1" w:unhideWhenUsed="1"/>
     <w:lsdException w:name="Balloon Text" w:semiHidden="1" w:uiPriority="0" w:unhideWhenUsed="1"/>
     <w:lsdException w:name="Table Grid" w:uiPriority="0"/>
     <w:lsdException w:name="Table Theme" w:semiHidden="1" w:unhideWhenUsed="1"/>
@@ -7990,6 +8041,11 @@
     <w:lsdException w:name="List Table 5 Dark Accent 6" w:uiPriority="50"/>
     <w:lsdException w:name="List Table 6 Colorful Accent 6" w:uiPriority="51"/>
     <w:lsdException w:name="List Table 7 Colorful Accent 6" w:uiPriority="52"/>
+    <w:lsdException w:name="Mention" w:semiHidden="1" w:unhideWhenUsed="1"/>
+    <w:lsdException w:name="Smart Hyperlink" w:semiHidden="1" w:unhideWhenUsed="1"/>
+    <w:lsdException w:name="Hashtag" w:semiHidden="1" w:unhideWhenUsed="1"/>
+    <w:lsdException w:name="Unresolved Mention" w:semiHidden="1" w:unhideWhenUsed="1"/>
+    <w:lsdException w:name="Smart Link" w:semiHidden="1" w:unhideWhenUsed="1"/>
   </w:latentStyles>
   <w:style w:type="paragraph" w:default="1" w:styleId="Standard">
     <w:name w:val="Normal"/>
@@ -8198,6 +8254,7 @@
   <w:style w:type="character" w:default="1" w:styleId="Absatz-Standardschriftart">
     <w:name w:val="Default Paragraph Font"/>
     <w:uiPriority w:val="1"/>
+    <w:semiHidden/>
     <w:unhideWhenUsed/>
   </w:style>
   <w:style w:type="table" w:default="1" w:styleId="NormaleTabelle">
@@ -8205,7 +8262,6 @@
     <w:uiPriority w:val="99"/>
     <w:semiHidden/>
     <w:unhideWhenUsed/>
-    <w:qFormat/>
     <w:tblPr>
       <w:tblInd w:w="0" w:type="dxa"/>
       <w:tblCellMar>
@@ -8467,7 +8523,7 @@
       <w:szCs w:val="20"/>
     </w:rPr>
   </w:style>
-  <w:style w:type="table" w:styleId="Tabellengitternetz">
+  <w:style w:type="table" w:customStyle="1" w:styleId="Tabellengitternetz">
     <w:name w:val="Tabellengitternetz"/>
     <w:basedOn w:val="NormaleTabelle"/>
     <w:rsid w:val="000D1CAE"/>
@@ -9391,7 +9447,7 @@
       <w:szCs w:val="24"/>
     </w:rPr>
   </w:style>
-  <w:style w:type="character" w:styleId="BesuchterHyperlink">
+  <w:style w:type="character" w:styleId="BesuchterLink">
     <w:name w:val="FollowedHyperlink"/>
     <w:uiPriority w:val="99"/>
     <w:semiHidden/>
